--- a/shared/templates/abnamro/template_HYSTAA00.docx
+++ b/shared/templates/abnamro/template_HYSTAA00.docx
@@ -77,12 +77,22 @@
       </w:r>
     </w:p>
     <w:p>
+      <w:r>
+        <w:t>Hypotheek</w:t>
+      </w:r>
+    </w:p>
+    <w:p>
       <w:pPr/>
       <w:r>
         <w:t xml:space="preserve">Offertenummer: &lt;&lt;OFFERTENUMMER&gt;&gt;</w:t>
       </w:r>
     </w:p>
     <w:p>
+      <w:r>
+        <w:t>Zaaknummer: &lt;&lt;DOSSIERNUMMER&gt;&gt;</w:t>
+      </w:r>
+    </w:p>
+    <w:p>
       <w:pPr/>
       <w:r>
         <w:rPr>
@@ -476,7 +486,7 @@
     <w:p>
       <w:pPr/>
       <w:r>
-        <w:t xml:space="preserve">de woning met ondergrond, erf, tuin en verder aanhorigheden, plaatselijk bekend &lt;&lt;ONDERPAND_STRAAT&gt;&gt; &lt;&lt;ONDERPAND_HUISNUMMER&gt;&gt;, &lt;&lt;ONDERPAND_POSTCODE&gt;&gt; &lt;&lt;ONDERPAND_WOONPLAATS&gt;&gt;, kadastraal bekend gemeente &lt;&lt;KAD_GEMEENTE&gt;&gt;, sectie &lt;&lt;KAD_SECTIE&gt;&gt;, nummer &lt;&lt;KAD_NUMMER&gt;&gt;, groot &lt;&lt;KAD_GROOTTE_WOORDEN&gt;&gt;.</w:t>
+        <w:t>&lt;&lt;ONDERPAND_TEKST&gt;&gt;</w:t>
       </w:r>
     </w:p>
     <w:p>
@@ -595,6 +605,26 @@
       </w:r>
     </w:p>
     <w:p>
+      <w:r>
+        <w:t>&lt;&lt;#BEGIN:beperkte_rechten&gt;&gt;</w:t>
+      </w:r>
+    </w:p>
+    <w:p>
+      <w:r>
+        <w:t>NADERE OMSCHRIJVING ZAKELIJK RECHT</w:t>
+      </w:r>
+    </w:p>
+    <w:p>
+      <w:r>
+        <w:t>&lt;&lt;BEPERKTE_RECHTEN_TEKST&gt;&gt;</w:t>
+      </w:r>
+    </w:p>
+    <w:p>
+      <w:r>
+        <w:t>&lt;&lt;#END:beperkte_rechten&gt;&gt;</w:t>
+      </w:r>
+    </w:p>
+    <w:p>
       <w:pPr>
         <w:ind w:left="425" w:first-line="-425"/>
       </w:pPr>
@@ -789,6 +819,42 @@
       <w:pPr/>
       <w:r>
         <w:t xml:space="preserve">De Schuldenaar staat er jegens de Bank voor in dat hij de eigendom van het onder ‘hypotheekstelling en verpanding’ vermelde onderpand verkreeg door: &lt;&lt;VERKRIJGING_TITEL_1&gt;&gt;</w:t>
+      </w:r>
+    </w:p>
+    <w:p>
+      <w:pPr/>
+      <w:r>
+        <w:t xml:space="preserve">&lt;&lt;BESCHIKKINGSBEVOEGDHEID_TEKST&gt;&gt;</w:t>
+      </w:r>
+    </w:p>
+    <w:p>
+      <w:r>
+        <w:t>&lt;&lt;#BEGIN:voorbelasting_bezwaard&gt;&gt;</w:t>
+      </w:r>
+    </w:p>
+    <w:p>
+      <w:r>
+        <w:t>Het onder 'hypotheekstelling en verpanding' vermelde onderpand is &lt;&lt;VOORBELASTING_OMSCHRIJVING&gt;&gt;.</w:t>
+      </w:r>
+    </w:p>
+    <w:p>
+      <w:r>
+        <w:t>&lt;&lt;#END:voorbelasting_bezwaard&gt;&gt;</w:t>
+      </w:r>
+    </w:p>
+    <w:p>
+      <w:r>
+        <w:t>&lt;&lt;#BEGIN:voorbelasting_onbekend&gt;&gt;</w:t>
+      </w:r>
+    </w:p>
+    <w:p>
+      <w:r>
+        <w:t>[voorbelasting onderpand — geen hypothecaire informatie in het dossier; handmatig vaststellen]</w:t>
+      </w:r>
+    </w:p>
+    <w:p>
+      <w:r>
+        <w:t>&lt;&lt;#END:voorbelasting_onbekend&gt;&gt;</w:t>
       </w:r>
     </w:p>
     <w:p>
@@ -1817,6 +1883,11 @@
           <w:sz-cs w:val="24"/>
         </w:rPr>
         <w:t xml:space="preserve">Van het bestaan van voormelde volmacht(en) is mij, notaris genoegzaam gebleken.</w:t>
+      </w:r>
+    </w:p>
+    <w:p>
+      <w:r>
+        <w:t>&lt;&lt;VOLMACHT_TEKST&gt;&gt;</w:t>
       </w:r>
     </w:p>
     <w:p>
